--- a/downloads/NetEase_Cloud_Music_Case_EN.docx
+++ b/downloads/NetEase_Cloud_Music_Case_EN.docx
@@ -38,7 +38,7 @@
     </w:p>
     <w:p>
       <w:r>
-        <w:t>Survey design and synthesis, issue classification and association analysis, requirement scoring, competitive comparison, and a three-feature PRD. This case reorganizes the local project artifacts for public review.</w:t>
+        <w:t>Survey design and synthesis, issue classification and association analysis, requirement scoring, competitive comparison, and a three-feature PRD.</w:t>
       </w:r>
     </w:p>
     <w:p>
@@ -347,7 +347,7 @@
     </w:p>
     <w:p>
       <w:r>
-        <w:t>3,000 permutation tests for associations; Cramer’s V for categorical relationships and epsilon-squared for score/intention differences. Benjamini–Hochberg FDR correction covered 34 tests. Public artifacts contain aggregates only.</w:t>
+        <w:t>3,000 permutation tests for associations; Cramer’s V for categorical relationships and epsilon-squared for score/intention differences. Benjamini–Hochberg FDR correction covered 34 tests.</w:t>
       </w:r>
     </w:p>
     <w:p>
@@ -1261,7 +1261,7 @@
     </w:p>
     <w:p>
       <w:r>
-        <w:t>Research synthesis; needs analysis and priority matrix; QQ Music/Spotify comparison; full Chinese PRD; this bilingual case and six visual concept wireframes reorganized from the final PRD.</w:t>
+        <w:t>Research synthesis; needs analysis and priority matrix; QQ Music/Spotify comparison; full Chinese PRD; bilingual case studies and six concept wireframes with task flows and business rules.</w:t>
       </w:r>
     </w:p>
     <w:p>
@@ -1295,12 +1295,12 @@
         <w:pStyle w:val="Heading2"/>
       </w:pPr>
       <w:r>
-        <w:t>Public scope</w:t>
+        <w:t>Project context</w:t>
       </w:r>
     </w:p>
     <w:p>
       <w:r>
-        <w:t>The repository contains aggregate results and product documents. Individual survey rows, contacts, private verification documents and working caches stay local. This is a personal product-analysis exercise studying NetEase Cloud Music.</w:t>
+        <w:t>An independent product-research project studying the NetEase Cloud Music mobile app. Deliverables include user research, prioritization, competitive analysis, product requirements and concept wireframes.</w:t>
       </w:r>
     </w:p>
     <w:p>
